--- a/docs/labs/pr12/nb/reports/0302-pz02-nb.docx
+++ b/docs/labs/pr12/nb/reports/0302-pz02-nb.docx
@@ -2011,7 +2011,7 @@
           </w:tcPr>
           <w:p>
             <w:r>
-              <w:t>2186a00ca9c441645c99f82fd45b34241864ac6a</w:t>
+              <w:t>df1a7d58179148abfda8e71862654f5ef7fcdbc7</w:t>
             </w:r>
           </w:p>
         </w:tc>
@@ -2308,7 +2308,7 @@
           </w:tcPr>
           <w:p>
             <w:r>
-              <w:t>HP-BP-007 T/010</w:t>
+              <w:t>HP-BP-007 T/005</w:t>
             </w:r>
           </w:p>
         </w:tc>
@@ -2958,7 +2958,7 @@
     </w:p>
     <w:p>
       <w:r>
-        <w:t>Изменение и включение в CI: .github/workflows/pr12-nb.yml adds PR12_RACE=1 to owned named check and release inspection; run 39262304491 success for C3.</w:t>
+        <w:t>Изменение и включение в CI: .github/workflows/pr12-nb.yml adds PR12_RACE=1 to owned named check and release inspection. Correction head df1a7d5 adds checked parsing, invalid-clock fail-closed behavior and three regressions; correction CI URL is recorded after push.</w:t>
       </w:r>
     </w:p>
     <w:p>
@@ -3233,7 +3233,7 @@
           </w:tcPr>
           <w:p>
             <w:r>
-              <w:t>boundary tests + M03/M04; residual clock trust</w:t>
+              <w:t>boundary tests + M03/M04 + overflow regressions; residual clock trust</w:t>
             </w:r>
           </w:p>
         </w:tc>
@@ -3391,12 +3391,12 @@
     </w:p>
     <w:p>
       <w:r>
-        <w:t>Среда: macOS darwin/arm64, Go go1.27.2 from /tmp/hitpipe-go-1.27.2/go; baseline SHA 835bbb1bc565e9b2786d5ed1a2cac166f816f7a8.</w:t>
-      </w:r>
-    </w:p>
-    <w:p>
-      <w:r>
-        <w:t>Команды: cd services/intake &amp;&amp; go test -coverprofile=... ./...; go tool cover -func=...; go vet ./...; go test -race ./...; PR12_RACE=1 python3 tools/pr12/workspace.py check intake; smoke/inspect.</w:t>
+        <w:t>Среда: macOS darwin/arm64, Go go1.27.2; original baseline SHA 835bbb1bc565e9b2786d5ed1a2cac166f816f7a8, correction source SHA df1a7d58179148abfda8e71862654f5ef7fcdbc7.</w:t>
+      </w:r>
+    </w:p>
+    <w:p>
+      <w:r>
+        <w:t>Команды: cd services/intake &amp;&amp; go test -coverprofile=.pr12-build/intake.cover ./...; go tool cover -func=.pr12-build/intake.cover; go vet ./...; go test -race -count=1 ./...; PR12_RACE=1 python3 tools/pr12/workspace.py check intake; smoke/inspect.</w:t>
       </w:r>
     </w:p>
     <w:p>
@@ -3532,7 +3532,7 @@
           </w:tcPr>
           <w:p>
             <w:r>
-              <w:t>baseline local</w:t>
+              <w:t>original baseline local</w:t>
             </w:r>
           </w:p>
         </w:tc>
@@ -3542,7 +3542,7 @@
           </w:tcPr>
           <w:p>
             <w:r>
-              <w:t>2186a00; Go 1.27.2</w:t>
+              <w:t>835bbb1; Go 1.27.2</w:t>
             </w:r>
           </w:p>
         </w:tc>
@@ -3584,7 +3584,7 @@
           </w:tcPr>
           <w:p>
             <w:r>
-              <w:t>race + wrapper</w:t>
+              <w:t>correction local/CI</w:t>
             </w:r>
           </w:p>
         </w:tc>
@@ -3594,7 +3594,7 @@
           </w:tcPr>
           <w:p>
             <w:r>
-              <w:t>2186a00; PR12_RACE=1</w:t>
+              <w:t>df1a7d5; PR12_RACE=1</w:t>
             </w:r>
           </w:p>
         </w:tc>
@@ -3604,7 +3604,7 @@
           </w:tcPr>
           <w:p>
             <w:r>
-              <w:t>PASS</w:t>
+              <w:t>PENDING ACTUAL RUN</w:t>
             </w:r>
           </w:p>
         </w:tc>
@@ -3614,7 +3614,7 @@
           </w:tcPr>
           <w:p>
             <w:r>
-              <w:t>PASS</w:t>
+              <w:t>PENDING</w:t>
             </w:r>
           </w:p>
         </w:tc>
@@ -3624,7 +3624,7 @@
           </w:tcPr>
           <w:p>
             <w:r>
-              <w:t>hit-53-baseline-v2.log</w:t>
+              <w:t>correction evidence after push</w:t>
             </w:r>
           </w:p>
         </w:tc>
@@ -3636,7 +3636,7 @@
           </w:tcPr>
           <w:p>
             <w:r>
-              <w:t>CI Actions</w:t>
+              <w:t>original CI Actions</w:t>
             </w:r>
           </w:p>
         </w:tc>
@@ -3694,7 +3694,7 @@
     </w:p>
     <w:p>
       <w:r>
-        <w:t>Причины FAIL, BLOCKED и пропусков: no test failure on restored baseline; CLI/adapters have 0% unit profile but actual smoke; human CI/review/tag gates remain pending.</w:t>
+        <w:t>Причины FAIL, BLOCKED и пропусков: original boundary probes failed before correction; the correction adds rejection and fail-closed tests. CLI/adapters have 0% unit profile but actual smoke; CPU/memory profiling is PLANNED, not run; human review/tag gates remain pending.</w:t>
       </w:r>
     </w:p>
     <w:p>
@@ -3709,12 +3709,12 @@
     </w:p>
     <w:p>
       <w:r>
-        <w:t>Инструмент, команда, вид и область покрытия: Go cover profile for services/intake; domain 87.7%, application 83.3%, CLI/adapters 0% unit profile.</w:t>
-      </w:r>
-    </w:p>
-    <w:p>
-      <w:r>
-        <w:t>Отчёт инструмента: docs/labs/pr12/nb/evidence/hit-53-baseline-v2.cover; analysis in docs/labs/pr12/nb/coverage-analysis.md.</w:t>
+        <w:t>Инструмент, команда, вид и область покрытия: Go statement coverage profile for services/intake; domain 87.7%, application 83.3%, CLI/adapters 0% unit profile. This is not CPU/memory profiling.</w:t>
+      </w:r>
+    </w:p>
+    <w:p>
+      <w:r>
+        <w:t>Отчёт инструмента: docs/labs/pr12/nb/evidence/hit-53-baseline-v2.cover; new profiles go to ignored .pr12-build; analysis in docs/labs/pr12/nb/coverage-analysis.md.</w:t>
       </w:r>
     </w:p>
     <w:p>
@@ -3917,7 +3917,7 @@
     </w:p>
     <w:p>
       <w:r>
-        <w:t>Полное выполнение тестов не доказывает provider behavior, production secret storage, transport, persistence, performance or human independence. The unit coverage gap is explicit.</w:t>
+        <w:t>Полное выполнение тестов не доказывает provider behavior, production secret storage, transport, persistence, performance or human independence. CPU/memory pprof is planned and the unit coverage gap is explicit.</w:t>
       </w:r>
       <w:r/>
     </w:p>
@@ -4152,7 +4152,7 @@
           </w:tcPr>
           <w:p>
             <w:r>
-              <w:t>Восстановленный код</w:t>
+              <w:t>Восстановленный correction code</w:t>
             </w:r>
           </w:p>
         </w:tc>
@@ -4162,7 +4162,7 @@
           </w:tcPr>
           <w:p>
             <w:r>
-              <w:t>2186a00</w:t>
+              <w:t>df1a7d5</w:t>
             </w:r>
           </w:p>
         </w:tc>
@@ -4172,7 +4172,7 @@
           </w:tcPr>
           <w:p>
             <w:r>
-              <w:t>PASS; CI success</w:t>
+              <w:t>PENDING CI confirmation</w:t>
             </w:r>
           </w:p>
         </w:tc>
@@ -4182,7 +4182,7 @@
           </w:tcPr>
           <w:p>
             <w:r>
-              <w:t>sensitivity log and run URL</w:t>
+              <w:t>correction log and run URL</w:t>
             </w:r>
           </w:p>
         </w:tc>
@@ -4660,7 +4660,7 @@
     </w:p>
     <w:p>
       <w:r>
-        <w:t>Состояние сдачи: исправный candidate code 2186a00ca9c441645c99f82fd45b34241864ac6a; all mutations removed; local and C3 CI PASS. Immutable tag not created; human review/merge required.</w:t>
+        <w:t>Состояние сдачи: исправный candidate code df1a7d58179148abfda8e71862654f5ef7fcdbc7; all mutations removed; correction CI is required to confirm the updated code. Immutable tag not created; human review/merge required.</w:t>
       </w:r>
     </w:p>
     <w:p>
@@ -5243,7 +5243,7 @@
     </w:p>
     <w:p>
       <w:r>
-        <w:t>Что открыть/выполнить: В чистом рабочем каталоге версии 2186a00ca9c441645c99f82fd45b34241864ac6a выполнить точную команду cd services/intake &amp;&amp; go test -count=1 ./... &amp;&amp; go test -race -count=1 ./.... Перед прогоном вывести git rev-parse HEAD и git describe --tags --exact-match; после — код завершения. В кадре должны быть команда, названия тестов студента, итог PASS/FAIL и версия.</w:t>
+        <w:t>Что открыть/выполнить: В чистом рабочем каталоге версии df1a7d58179148abfda8e71862654f5ef7fcdbc7 выполнить точную команду cd services/intake &amp;&amp; go test -count=1 ./... &amp;&amp; go test -race -count=1 ./.... Перед прогоном вывести git rev-parse HEAD и git describe --tags --exact-match; после — код завершения. В кадре должны быть команда, названия тестов студента, итог PASS/FAIL и версия.</w:t>
       </w:r>
     </w:p>
     <w:p>
@@ -5271,7 +5271,7 @@
     </w:p>
     <w:p>
       <w:r>
-        <w:t>Что открыть/выполнить: Открыть https://github.com/hitpipe/hitpipe/actions/runs/39262304491 для commit 2186a00ca9c441645c99f82fd45b34241864ac6a / tag [human after merge: 0302-pz02-nb-v1 not created]; раскрыть задание PR12 intake — bootstrap or submitted component checks. Показать SHA, задание, команду, собственные тесты студента и фактический итог, а не только зелёный список заданий.</w:t>
+        <w:t>Что открыть/выполнить: Открыть [C3 correction CI URL recorded after push] для commit df1a7d58179148abfda8e71862654f5ef7fcdbc7 / tag [human after merge: 0302-pz02-nb-v1 not created]; раскрыть задание PR12 intake — bootstrap or submitted component checks. Показать SHA, задание, команду, собственные тесты студента и фактический итог, а не только зелёный список заданий.</w:t>
       </w:r>
     </w:p>
     <w:p>
@@ -5299,7 +5299,7 @@
     </w:p>
     <w:p>
       <w:r>
-        <w:t>Что открыть/выполнить: Открыть docs/labs/pr12/nb/evidence/hit-53-baseline-v2.cover, построенный командой go test -coverprofile=evidence/hit-53-baseline-v2.cover ./...; go tool cover -func=... для 2186a00ca9c441645c99f82fd45b34241864ac6a. Показать имя своего модуля, вид/область покрытия и выделенный непроверенный участок CLI/adapters have 0% unit statement profile; wrapper smoke covers behavior. Если код выполнен целиком, показать покрытый фрагмент и сослаться на описанную в тексте границу доказательства.</w:t>
+        <w:t>Что открыть/выполнить: Открыть docs/labs/pr12/nb/evidence/hit-53-baseline-v2.cover, построенный командой go test -coverprofile=evidence/hit-53-baseline-v2.cover ./...; go tool cover -func=... для df1a7d58179148abfda8e71862654f5ef7fcdbc7. Показать имя своего модуля, вид/область покрытия и выделенный непроверенный участок CLI/adapters have 0% unit statement profile; wrapper smoke covers behavior. Если код выполнен целиком, показать покрытый фрагмент и сослаться на описанную в тексте границу доказательства.</w:t>
       </w:r>
     </w:p>
     <w:p>
@@ -5355,7 +5355,7 @@
     </w:p>
     <w:p>
       <w:r>
-        <w:t>Что открыть/выполнить: Вернуться к исправной версии 2186a00ca9c441645c99f82fd45b34241864ac6a, подтвердить git status --short и git rev-parse HEAD, выполнить PR12_RACE=1 python3 tools/pr12/workspace.py check intake; go test -race -count=1 ./.... Показать отсутствие мутаций, собственные тесты, итог PASS и код завершения; не смешивать с журналом временной мутантной ветки.</w:t>
+        <w:t>Что открыть/выполнить: Вернуться к исправной версии df1a7d58179148abfda8e71862654f5ef7fcdbc7, подтвердить git status --short и git rev-parse HEAD, выполнить PR12_RACE=1 python3 tools/pr12/workspace.py check intake; go test -race -count=1 ./.... Показать отсутствие мутаций, собственные тесты, итог PASS и код завершения; не смешивать с журналом временной мутантной ветки.</w:t>
       </w:r>
     </w:p>
     <w:p>

--- a/docs/labs/pr12/nb/reports/0302-pz02-nb.docx
+++ b/docs/labs/pr12/nb/reports/0302-pz02-nb.docx
@@ -2011,7 +2011,7 @@
           </w:tcPr>
           <w:p>
             <w:r>
-              <w:t>df1a7d58179148abfda8e71862654f5ef7fcdbc7</w:t>
+              <w:t>d164aebd5b746151da41717f0ffb483eb9b39a63</w:t>
             </w:r>
           </w:p>
         </w:tc>
@@ -2256,7 +2256,7 @@
           </w:tcPr>
           <w:p>
             <w:r>
-              <w:t>strict headers and 300 boundary</w:t>
+              <w:t>strict headers and inclusive 300-second boundary</w:t>
             </w:r>
           </w:p>
         </w:tc>
@@ -2266,7 +2266,7 @@
           </w:tcPr>
           <w:p>
             <w:r>
-              <w:t>HP-BP-002 T/001</w:t>
+              <w:t>HP-BP-002 T/001; HP-BP-007 T/010</w:t>
             </w:r>
           </w:p>
         </w:tc>
@@ -2361,6 +2361,90 @@
           <w:p>
             <w:r>
               <w:t>module boundary</w:t>
+            </w:r>
+          </w:p>
+        </w:tc>
+      </w:tr>
+      <w:tr>
+        <w:tc>
+          <w:tcPr>
+            <w:tcW w:type="dxa" w:w="2175"/>
+          </w:tcPr>
+          <w:p>
+            <w:r>
+              <w:t>NFR-SIG-01</w:t>
+            </w:r>
+          </w:p>
+        </w:tc>
+        <w:tc>
+          <w:tcPr>
+            <w:tcW w:type="dxa" w:w="2175"/>
+          </w:tcPr>
+          <w:p>
+            <w:r>
+              <w:t>no secret/body/header logs</w:t>
+            </w:r>
+          </w:p>
+        </w:tc>
+        <w:tc>
+          <w:tcPr>
+            <w:tcW w:type="dxa" w:w="2828"/>
+          </w:tcPr>
+          <w:p>
+            <w:r>
+              <w:t>HP-BP-002 T/006,T/008; HP-DOC-NFR-001</w:t>
+            </w:r>
+          </w:p>
+        </w:tc>
+        <w:tc>
+          <w:tcPr>
+            <w:tcW w:type="dxa" w:w="2175"/>
+          </w:tcPr>
+          <w:p>
+            <w:r>
+              <w:t>output scan + CI</w:t>
+            </w:r>
+          </w:p>
+        </w:tc>
+      </w:tr>
+      <w:tr>
+        <w:tc>
+          <w:tcPr>
+            <w:tcW w:type="dxa" w:w="2175"/>
+          </w:tcPr>
+          <w:p>
+            <w:r>
+              <w:t>NFR-SIG-02</w:t>
+            </w:r>
+          </w:p>
+        </w:tc>
+        <w:tc>
+          <w:tcPr>
+            <w:tcW w:type="dxa" w:w="2175"/>
+          </w:tcPr>
+          <w:p>
+            <w:r>
+              <w:t>deterministic bounded verification</w:t>
+            </w:r>
+          </w:p>
+        </w:tc>
+        <w:tc>
+          <w:tcPr>
+            <w:tcW w:type="dxa" w:w="2828"/>
+          </w:tcPr>
+          <w:p>
+            <w:r>
+              <w:t>HP-BP-007 T/010</w:t>
+            </w:r>
+          </w:p>
+        </w:tc>
+        <w:tc>
+          <w:tcPr>
+            <w:tcW w:type="dxa" w:w="2175"/>
+          </w:tcPr>
+          <w:p>
+            <w:r>
+              <w:t>clock/deadline checks</w:t>
             </w:r>
           </w:p>
         </w:tc>
@@ -2953,12 +3037,12 @@
     </w:p>
     <w:p>
       <w:r>
-        <w:t>Разработанные автоматические тесты: 7 named tests across domain/application plus CLI fixture checks; mutation protocol M01-M05.</w:t>
-      </w:r>
-    </w:p>
-    <w:p>
-      <w:r>
-        <w:t>Изменение и включение в CI: .github/workflows/pr12-nb.yml adds PR12_RACE=1 to owned named check and release inspection. Correction head df1a7d5 adds checked parsing, invalid-clock fail-closed behavior and three regressions; correction CI URL is recorded after push.</w:t>
+        <w:t>Разработанные автоматические тесты: verifier/application named assertions plus CLI fixture checks; historical M01-M05 retained and a new versioned r2 M01-M05 series is queued on corrected C3 baseline.</w:t>
+      </w:r>
+    </w:p>
+    <w:p>
+      <w:r>
+        <w:t>Изменение и включение в CI: .github/workflows/pr12-nb.yml runs PR12_RACE=1 and release inspection. C1/C2/C3 ordinary merges now carry the checked parsing, fail-closed clock and safe distance policy; correction CI links are in evidence/index.json.</w:t>
       </w:r>
     </w:p>
     <w:p>
@@ -3391,12 +3475,12 @@
     </w:p>
     <w:p>
       <w:r>
-        <w:t>Среда: macOS darwin/arm64, Go go1.27.2; original baseline SHA 835bbb1bc565e9b2786d5ed1a2cac166f816f7a8, correction source SHA df1a7d58179148abfda8e71862654f5ef7fcdbc7.</w:t>
-      </w:r>
-    </w:p>
-    <w:p>
-      <w:r>
-        <w:t>Команды: cd services/intake &amp;&amp; go test -coverprofile=.pr12-build/intake.cover ./...; go tool cover -func=.pr12-build/intake.cover; go vet ./...; go test -race -count=1 ./...; PR12_RACE=1 python3 tools/pr12/workspace.py check intake; smoke/inspect.</w:t>
+        <w:t>Среда: macOS darwin/arm64 author workspace; native CI Go go1.27.2. Historical baseline is 835bbb1bc565e9b2786d5ed1a2cac166f816f7a8; corrected C3 source/test baseline is d164aebd5b746151da41717f0ffb483eb9b39a63.</w:t>
+      </w:r>
+    </w:p>
+    <w:p>
+      <w:r>
+        <w:t>Commands: cd services/intake &amp;&amp; go test -coverprofile=.pr12-build/intake.cover ./...; go tool cover -func=.pr12-build/intake.cover; go vet ./...; go test -race -count=1 ./...; PR12_RACE=1 python3 tools/pr12/workspace.py check intake; smoke/inspect. Native correction checks are linked by full run IDs.</w:t>
       </w:r>
     </w:p>
     <w:p>
@@ -3532,7 +3616,7 @@
           </w:tcPr>
           <w:p>
             <w:r>
-              <w:t>original baseline local</w:t>
+              <w:t>historical corrected-policy baseline</w:t>
             </w:r>
           </w:p>
         </w:tc>
@@ -3552,27 +3636,27 @@
           </w:tcPr>
           <w:p>
             <w:r>
+              <w:t>tests/vet/race/wrapper PASS</w:t>
+            </w:r>
+          </w:p>
+        </w:tc>
+        <w:tc>
+          <w:tcPr>
+            <w:tcW w:w="2294" w:type="dxa"/>
+          </w:tcPr>
+          <w:p>
+            <w:r>
               <w:t>PASS</w:t>
             </w:r>
           </w:p>
         </w:tc>
         <w:tc>
           <w:tcPr>
-            <w:tcW w:w="2294" w:type="dxa"/>
-          </w:tcPr>
-          <w:p>
-            <w:r>
-              <w:t>PASS</w:t>
-            </w:r>
-          </w:p>
-        </w:tc>
-        <w:tc>
-          <w:tcPr>
             <w:tcW w:w="1765" w:type="dxa"/>
           </w:tcPr>
           <w:p>
             <w:r>
-              <w:t>hit-53-baseline-v2.log</w:t>
+              <w:t>hit-53-baseline-v2.log; historical series only</w:t>
             </w:r>
           </w:p>
         </w:tc>
@@ -3584,7 +3668,7 @@
           </w:tcPr>
           <w:p>
             <w:r>
-              <w:t>correction local/CI</w:t>
+              <w:t>current corrected C3 chain</w:t>
             </w:r>
           </w:p>
         </w:tc>
@@ -3594,7 +3678,7 @@
           </w:tcPr>
           <w:p>
             <w:r>
-              <w:t>df1a7d5; PR12_RACE=1</w:t>
+              <w:t>d164aeb; PR12_RACE=1</w:t>
             </w:r>
           </w:p>
         </w:tc>
@@ -3604,7 +3688,7 @@
           </w:tcPr>
           <w:p>
             <w:r>
-              <w:t>PENDING ACTUAL RUN</w:t>
+              <w:t>current-head native checks queued; prior PASS is historical</w:t>
             </w:r>
           </w:p>
         </w:tc>
@@ -3614,7 +3698,7 @@
           </w:tcPr>
           <w:p>
             <w:r>
-              <w:t>PENDING</w:t>
+              <w:t>QUEUED</w:t>
             </w:r>
           </w:p>
         </w:tc>
@@ -3624,7 +3708,7 @@
           </w:tcPr>
           <w:p>
             <w:r>
-              <w:t>correction evidence after push</w:t>
+              <w:t>PR #33; current native CI links in evidence/index.json</w:t>
             </w:r>
           </w:p>
         </w:tc>
@@ -3636,7 +3720,7 @@
           </w:tcPr>
           <w:p>
             <w:r>
-              <w:t>original CI Actions</w:t>
+              <w:t>current report package</w:t>
             </w:r>
           </w:p>
         </w:tc>
@@ -3646,7 +3730,7 @@
           </w:tcPr>
           <w:p>
             <w:r>
-              <w:t>2186a00; run 39262304491</w:t>
+              <w:t>a2eee52 source snapshot; refreshed files in working tree</w:t>
             </w:r>
           </w:p>
         </w:tc>
@@ -3656,7 +3740,7 @@
           </w:tcPr>
           <w:p>
             <w:r>
-              <w:t>success</w:t>
+              <w:t>content/evidence checks and report build PASS locally; current CI queued</w:t>
             </w:r>
           </w:p>
         </w:tc>
@@ -3666,7 +3750,7 @@
           </w:tcPr>
           <w:p>
             <w:r>
-              <w:t>PASS</w:t>
+              <w:t>QUEUED</w:t>
             </w:r>
           </w:p>
         </w:tc>
@@ -3676,7 +3760,7 @@
           </w:tcPr>
           <w:p>
             <w:r>
-              <w:t>GitHub URL in handoff</w:t>
+              <w:t>PR #34; current report CI link in evidence/index.json</w:t>
             </w:r>
           </w:p>
         </w:tc>
@@ -3941,7 +4025,7 @@
     </w:p>
     <w:p>
       <w:r>
-        <w:t>Воспроизведение: docs/labs/pr12/nb/MUTATION_PROTOCOL.md; five patch/log pairs under evidence/mutations; all temporary and not merged.</w:t>
+        <w:t>Воспроизведение: docs/labs/pr12/nb/MUTATION_PROTOCOL.md; historical five patch/log pairs remain under evidence/mutations, and new versioned r2 pairs are under evidence/mutations/r2. Each r2 mutant is a separate temporary branch from corrected baseline d164aeb; none is merged.</w:t>
       </w:r>
     </w:p>
     <w:p>
@@ -4070,7 +4154,7 @@
           </w:tcPr>
           <w:p>
             <w:r>
-              <w:t>835bbb1 baseline</w:t>
+              <w:t>d164aebd5b746151da41717f0ffb483eb9b39a63; Go 1.27.2</w:t>
             </w:r>
           </w:p>
         </w:tc>
@@ -4080,7 +4164,7 @@
           </w:tcPr>
           <w:p>
             <w:r>
-              <w:t>PASS</w:t>
+              <w:t>baseline is the corrected C3 source; current final gate queued</w:t>
             </w:r>
           </w:p>
         </w:tc>
@@ -4090,7 +4174,7 @@
           </w:tcPr>
           <w:p>
             <w:r>
-              <w:t>cover/race/wrapper logs</w:t>
+              <w:t>current C3 native CI link; restoration log pending</w:t>
             </w:r>
           </w:p>
         </w:tc>
@@ -4116,7 +4200,7 @@
           </w:tcPr>
           <w:p>
             <w:r>
-              <w:t>M01-M05 temporary source copies</w:t>
+              <w:t>work/nb-mutation-r2-M01..M05; one branch per mutant</w:t>
             </w:r>
           </w:p>
         </w:tc>
@@ -4126,7 +4210,7 @@
           </w:tcPr>
           <w:p>
             <w:r>
-              <w:t>all compile; all test exit 1</w:t>
+              <w:t>compile/detection results queued</w:t>
             </w:r>
           </w:p>
         </w:tc>
@@ -4136,7 +4220,7 @@
           </w:tcPr>
           <w:p>
             <w:r>
-              <w:t>five patch/log pairs</w:t>
+              <w:t>r2 patch files and five queued native runs</w:t>
             </w:r>
           </w:p>
         </w:tc>
@@ -4162,7 +4246,7 @@
           </w:tcPr>
           <w:p>
             <w:r>
-              <w:t>df1a7d5</w:t>
+              <w:t>d164aebd5b746151da41717f0ffb483eb9b39a63</w:t>
             </w:r>
           </w:p>
         </w:tc>
@@ -4172,7 +4256,7 @@
           </w:tcPr>
           <w:p>
             <w:r>
-              <w:t>PENDING CI confirmation</w:t>
+              <w:t>restoration/final gate pending native mutation completion</w:t>
             </w:r>
           </w:p>
         </w:tc>
@@ -4182,7 +4266,7 @@
           </w:tcPr>
           <w:p>
             <w:r>
-              <w:t>correction log and run URL</w:t>
+              <w:t>final restoration evidence pending</w:t>
             </w:r>
           </w:p>
         </w:tc>
@@ -4293,7 +4377,7 @@
           </w:tcPr>
           <w:p>
             <w:r>
-              <w:t>M01 / mutations/M01.patch</w:t>
+              <w:t>M01 / mutations/r2/M01.patch</w:t>
             </w:r>
           </w:p>
         </w:tc>
@@ -4303,7 +4387,7 @@
           </w:tcPr>
           <w:p>
             <w:r>
-              <w:t>transformed body bytes</w:t>
+              <w:t>current exact raw bytes replaced by constant bytes</w:t>
             </w:r>
           </w:p>
         </w:tc>
@@ -4313,7 +4397,7 @@
           </w:tcPr>
           <w:p>
             <w:r>
-              <w:t>0</w:t>
+              <w:t>queued</w:t>
             </w:r>
           </w:p>
         </w:tc>
@@ -4323,7 +4407,7 @@
           </w:tcPr>
           <w:p>
             <w:r>
-              <w:t>raw-byte/known vector / exit 1</w:t>
+              <w:t>raw-byte/known-vector assertions / expected exit 1</w:t>
             </w:r>
           </w:p>
         </w:tc>
@@ -4333,7 +4417,7 @@
           </w:tcPr>
           <w:p>
             <w:r>
-              <w:t>detected</w:t>
+              <w:t>pending</w:t>
             </w:r>
           </w:p>
         </w:tc>
@@ -4343,7 +4427,7 @@
           </w:tcPr>
           <w:p>
             <w:r>
-              <w:t>none</w:t>
+              <w:t>survivor/retest pending</w:t>
             </w:r>
           </w:p>
         </w:tc>
@@ -4353,7 +4437,7 @@
           </w:tcPr>
           <w:p>
             <w:r>
-              <w:t>not applicable / M01.log</w:t>
+              <w:t>r2/M01.log after native run; queued run in evidence/index.json</w:t>
             </w:r>
           </w:p>
         </w:tc>
@@ -4365,7 +4449,7 @@
           </w:tcPr>
           <w:p>
             <w:r>
-              <w:t>M02 / mutations/M02.patch</w:t>
+              <w:t>M02 / mutations/r2/M02.patch</w:t>
             </w:r>
           </w:p>
         </w:tc>
@@ -4375,7 +4459,7 @@
           </w:tcPr>
           <w:p>
             <w:r>
-              <w:t>MAC compare bypass</w:t>
+              <w:t>current constant-time compare bypassed with expected-vs-expected</w:t>
             </w:r>
           </w:p>
         </w:tc>
@@ -4385,7 +4469,7 @@
           </w:tcPr>
           <w:p>
             <w:r>
-              <w:t>0</w:t>
+              <w:t>queued</w:t>
             </w:r>
           </w:p>
         </w:tc>
@@ -4395,7 +4479,7 @@
           </w:tcPr>
           <w:p>
             <w:r>
-              <w:t>altered body/repeat / exit 1</w:t>
+              <w:t>altered-body/repeat assertions / expected exit 1</w:t>
             </w:r>
           </w:p>
         </w:tc>
@@ -4405,7 +4489,7 @@
           </w:tcPr>
           <w:p>
             <w:r>
-              <w:t>detected</w:t>
+              <w:t>pending</w:t>
             </w:r>
           </w:p>
         </w:tc>
@@ -4415,7 +4499,7 @@
           </w:tcPr>
           <w:p>
             <w:r>
-              <w:t>none</w:t>
+              <w:t>survivor/retest pending</w:t>
             </w:r>
           </w:p>
         </w:tc>
@@ -4425,7 +4509,7 @@
           </w:tcPr>
           <w:p>
             <w:r>
-              <w:t>not applicable / M02.log</w:t>
+              <w:t>r2/M02.log after native run; queued run in evidence/index.json</w:t>
             </w:r>
           </w:p>
         </w:tc>
@@ -4437,7 +4521,7 @@
           </w:tcPr>
           <w:p>
             <w:r>
-              <w:t>M03 / mutations/M03.patch</w:t>
+              <w:t>M03 / mutations/r2/M03.patch</w:t>
             </w:r>
           </w:p>
         </w:tc>
@@ -4447,7 +4531,7 @@
           </w:tcPr>
           <w:p>
             <w:r>
-              <w:t>one-sided timestamp</w:t>
+              <w:t>current outsideTolerance ignores timestamps in the past</w:t>
             </w:r>
           </w:p>
         </w:tc>
@@ -4457,7 +4541,7 @@
           </w:tcPr>
           <w:p>
             <w:r>
-              <w:t>0</w:t>
+              <w:t>queued</w:t>
             </w:r>
           </w:p>
         </w:tc>
@@ -4467,7 +4551,7 @@
           </w:tcPr>
           <w:p>
             <w:r>
-              <w:t>future301 / exit 1</w:t>
+              <w:t>past301 freshness assertion / expected exit 1</w:t>
             </w:r>
           </w:p>
         </w:tc>
@@ -4477,7 +4561,7 @@
           </w:tcPr>
           <w:p>
             <w:r>
-              <w:t>detected</w:t>
+              <w:t>pending</w:t>
             </w:r>
           </w:p>
         </w:tc>
@@ -4487,7 +4571,7 @@
           </w:tcPr>
           <w:p>
             <w:r>
-              <w:t>none</w:t>
+              <w:t>survivor/retest pending</w:t>
             </w:r>
           </w:p>
         </w:tc>
@@ -4497,7 +4581,7 @@
           </w:tcPr>
           <w:p>
             <w:r>
-              <w:t>not applicable / M03.log</w:t>
+              <w:t>r2/M03.log after native run; queued run in evidence/index.json</w:t>
             </w:r>
           </w:p>
         </w:tc>
@@ -4509,7 +4593,7 @@
           </w:tcPr>
           <w:p>
             <w:r>
-              <w:t>M04 / mutations/M04.patch</w:t>
+              <w:t>M04 / mutations/r2/M04.patch</w:t>
             </w:r>
           </w:p>
         </w:tc>
@@ -4519,7 +4603,7 @@
           </w:tcPr>
           <w:p>
             <w:r>
-              <w:t>reject 300 edge</w:t>
+              <w:t>current inclusive 300-second boundary becomes stale</w:t>
             </w:r>
           </w:p>
         </w:tc>
@@ -4529,7 +4613,7 @@
           </w:tcPr>
           <w:p>
             <w:r>
-              <w:t>0</w:t>
+              <w:t>queued</w:t>
             </w:r>
           </w:p>
         </w:tc>
@@ -4539,7 +4623,7 @@
           </w:tcPr>
           <w:p>
             <w:r>
-              <w:t>past300 / exit 1</w:t>
+              <w:t>past300/future300 boundary / expected exit 1</w:t>
             </w:r>
           </w:p>
         </w:tc>
@@ -4549,7 +4633,7 @@
           </w:tcPr>
           <w:p>
             <w:r>
-              <w:t>detected</w:t>
+              <w:t>pending</w:t>
             </w:r>
           </w:p>
         </w:tc>
@@ -4559,7 +4643,7 @@
           </w:tcPr>
           <w:p>
             <w:r>
-              <w:t>none</w:t>
+              <w:t>survivor/retest pending</w:t>
             </w:r>
           </w:p>
         </w:tc>
@@ -4569,7 +4653,7 @@
           </w:tcPr>
           <w:p>
             <w:r>
-              <w:t>not applicable / M04.log</w:t>
+              <w:t>r2/M04.log after native run; queued run in evidence/index.json</w:t>
             </w:r>
           </w:p>
         </w:tc>
@@ -4581,7 +4665,7 @@
           </w:tcPr>
           <w:p>
             <w:r>
-              <w:t>M05 / mutations/M05.patch</w:t>
+              <w:t>M05 / mutations/r2/M05.patch</w:t>
             </w:r>
           </w:p>
         </w:tc>
@@ -4591,7 +4675,7 @@
           </w:tcPr>
           <w:p>
             <w:r>
-              <w:t>accept conflicting t</w:t>
+              <w:t>current conflicting timestamp comparison is inverted</w:t>
             </w:r>
           </w:p>
         </w:tc>
@@ -4601,7 +4685,7 @@
           </w:tcPr>
           <w:p>
             <w:r>
-              <w:t>0</w:t>
+              <w:t>queued</w:t>
             </w:r>
           </w:p>
         </w:tc>
@@ -4611,7 +4695,7 @@
           </w:tcPr>
           <w:p>
             <w:r>
-              <w:t>conflict reason / exit 1</w:t>
+              <w:t>timestamp-conflict assertion / expected exit 1</w:t>
             </w:r>
           </w:p>
         </w:tc>
@@ -4621,7 +4705,7 @@
           </w:tcPr>
           <w:p>
             <w:r>
-              <w:t>detected</w:t>
+              <w:t>pending</w:t>
             </w:r>
           </w:p>
         </w:tc>
@@ -4631,7 +4715,7 @@
           </w:tcPr>
           <w:p>
             <w:r>
-              <w:t>none</w:t>
+              <w:t>survivor/retest pending</w:t>
             </w:r>
           </w:p>
         </w:tc>
@@ -4641,7 +4725,7 @@
           </w:tcPr>
           <w:p>
             <w:r>
-              <w:t>not applicable / M05.log</w:t>
+              <w:t>r2/M05.log after native run; queued run in evidence/index.json</w:t>
             </w:r>
           </w:p>
         </w:tc>
@@ -4650,7 +4734,7 @@
     <w:p>
       <w:pPr/>
       <w:r>
-        <w:t>Итог серии: засеяно 5; обнаружено первым набором 5; пропущено первым набором 0; после усиления обнаружено 5. Естественных дефектов 0; hidden suite NOT_PROVIDED.</w:t>
+        <w:t>Итог r2 series на момент сборки отчёта: seeded 5; native compile/detection jobs queued; survivors/retests/final restoration evidence pending. Hidden suite NOT_PROVIDED.</w:t>
       </w:r>
     </w:p>
     <w:p>
@@ -4660,7 +4744,7 @@
     </w:p>
     <w:p>
       <w:r>
-        <w:t>Состояние сдачи: исправный candidate code df1a7d58179148abfda8e71862654f5ef7fcdbc7; all mutations removed; correction CI is required to confirm the updated code. Immutable tag not created; human review/merge required.</w:t>
+        <w:t>Состояние сдачи: corrected candidate source/test baseline d164aebd5b746151da41717f0ffb483eb9b39a63; all temporary mutants are outside the deliverable branches; native CI links are recorded as queued. Immutable tag not created; human review/merge required.</w:t>
       </w:r>
     </w:p>
     <w:p>
@@ -4767,11 +4851,9 @@
             <w:tcW w:w="3685" w:type="dxa"/>
           </w:tcPr>
           <w:p>
-            <w:pPr>
-              <w:pStyle w:val="ae"/>
-              <w:spacing w:before="40" w:after="40"/>
-              <w:jc w:val="left"/>
-            </w:pPr>
+            <w:r>
+              <w:t>Технический результат</w:t>
+            </w:r>
           </w:p>
         </w:tc>
         <w:tc>
@@ -4779,11 +4861,9 @@
             <w:tcW w:w="2835" w:type="dxa"/>
           </w:tcPr>
           <w:p>
-            <w:pPr>
-              <w:pStyle w:val="ae"/>
-              <w:spacing w:before="40" w:after="40"/>
-              <w:jc w:val="left"/>
-            </w:pPr>
+            <w:r>
+              <w:t>Named tests, coverage analysis and five versioned mutation patches are recorded; native mutation compile/detection and restoration jobs are queued.</w:t>
+            </w:r>
           </w:p>
         </w:tc>
         <w:tc>
@@ -4791,11 +4871,41 @@
             <w:tcW w:w="2835" w:type="dxa"/>
           </w:tcPr>
           <w:p>
-            <w:pPr>
-              <w:pStyle w:val="ae"/>
-              <w:spacing w:before="40" w:after="40"/>
-              <w:jc w:val="left"/>
-            </w:pPr>
+            <w:r>
+              <w:t>See tables above and evidence/index.json; hidden suite NOT_PROVIDED.</w:t>
+            </w:r>
+          </w:p>
+        </w:tc>
+      </w:tr>
+      <w:tr>
+        <w:tc>
+          <w:tcPr>
+            <w:tcW w:type="dxa" w:w="3685"/>
+          </w:tcPr>
+          <w:p>
+            <w:r>
+              <w:t>Человеческие gates</w:t>
+            </w:r>
+          </w:p>
+        </w:tc>
+        <w:tc>
+          <w:tcPr>
+            <w:tcW w:type="dxa" w:w="2835"/>
+          </w:tcPr>
+          <w:p>
+            <w:r>
+              <w:t>Peer review, interview, opposition, screenshots, signatures and defense are not agent-run.</w:t>
+            </w:r>
+          </w:p>
+        </w:tc>
+        <w:tc>
+          <w:tcPr>
+            <w:tcW w:type="dxa" w:w="2835"/>
+          </w:tcPr>
+          <w:p>
+            <w:r>
+              <w:t>Explicit NOT_CONDUCTED/PENDING human-gate files; status CONTENT_READY_IMAGES_PENDING.</w:t>
+            </w:r>
           </w:p>
         </w:tc>
       </w:tr>
@@ -4833,7 +4943,7 @@
     </w:p>
     <w:p>
       <w:r>
-        <w:t>Что показали покрытие и эксперимент: 87.7% domain, 83.3% application; all five compiling mutants killed; restored wrapper PASS.</w:t>
+        <w:t>Что показали покрытие и эксперимент: full module statement coverage 55.8%; domain/application historical profiles 87.7%/83.3%; CLI/adapters unit profile 0%; r2 mutation outcome awaits native jobs.</w:t>
       </w:r>
     </w:p>
     <w:p>
@@ -4933,6 +5043,22 @@
             <w:tcW w:w="4677" w:type="dxa"/>
           </w:tcPr>
           <w:p>
+            <w:r>
+              <w:t>МДК.03.02, ПЗ №2, Никита Будыкин</w:t>
+            </w:r>
+          </w:p>
+        </w:tc>
+      </w:tr>
+      <w:tr>
+        <w:trPr>
+          <w:cantSplit/>
+          <w:jc w:val="center"/>
+        </w:trPr>
+        <w:tc>
+          <w:tcPr>
+            <w:tcW w:w="4677" w:type="dxa"/>
+          </w:tcPr>
+          <w:p>
             <w:pPr>
               <w:pStyle w:val="ae"/>
               <w:keepNext/>
@@ -4940,7 +5066,17 @@
               <w:jc w:val="left"/>
             </w:pPr>
             <w:r>
-              <w:t xml:space="preserve">МДК.03.02, ПЗ №2, </w:t>
+              <w:t>Tag → commit</w:t>
+            </w:r>
+          </w:p>
+        </w:tc>
+        <w:tc>
+          <w:tcPr>
+            <w:tcW w:w="4677" w:type="dxa"/>
+          </w:tcPr>
+          <w:p>
+            <w:r>
+              <w:t>[immutable tag after authorized human merge] → d164aebd5b746151da41717f0ffb483eb9b39a63 code snapshot</w:t>
             </w:r>
           </w:p>
         </w:tc>
@@ -4962,10 +5098,26 @@
               <w:jc w:val="left"/>
             </w:pPr>
             <w:r>
-              <w:t>Tag → commit</w:t>
-            </w:r>
-          </w:p>
-        </w:tc>
+              <w:t>Участок и требования</w:t>
+            </w:r>
+          </w:p>
+        </w:tc>
+        <w:tc>
+          <w:tcPr>
+            <w:tcW w:w="4677" w:type="dxa"/>
+          </w:tcPr>
+          <w:p>
+            <w:r>
+              <w:t>HIT-51/52/53 code chain; FR-SIG-01..04; NFR-SIG-01/02; exact raw bytes, HMAC, freshness and safe failures</w:t>
+            </w:r>
+          </w:p>
+        </w:tc>
+      </w:tr>
+      <w:tr>
+        <w:trPr>
+          <w:cantSplit/>
+          <w:jc w:val="center"/>
+        </w:trPr>
         <w:tc>
           <w:tcPr>
             <w:tcW w:w="4677" w:type="dxa"/>
@@ -4977,6 +5129,19 @@
               <w:spacing w:before="40" w:after="40"/>
               <w:jc w:val="left"/>
             </w:pPr>
+            <w:r>
+              <w:t>Кейсы, тесты, данные, команды</w:t>
+            </w:r>
+          </w:p>
+        </w:tc>
+        <w:tc>
+          <w:tcPr>
+            <w:tcW w:w="4677" w:type="dxa"/>
+          </w:tcPr>
+          <w:p>
+            <w:r>
+              <w:t>verifier/application tests; verified.json/tampered.json; native CI wrapper; r2 mutation branches; hidden suite NOT_PROVIDED</w:t>
+            </w:r>
           </w:p>
         </w:tc>
       </w:tr>
@@ -4997,10 +5162,26 @@
               <w:jc w:val="left"/>
             </w:pPr>
             <w:r>
-              <w:t>Участок и требования</w:t>
-            </w:r>
-          </w:p>
-        </w:tc>
+              <w:t>Локальный результат и pipeline</w:t>
+            </w:r>
+          </w:p>
+        </w:tc>
+        <w:tc>
+          <w:tcPr>
+            <w:tcW w:w="4677" w:type="dxa"/>
+          </w:tcPr>
+          <w:p>
+            <w:r>
+              <w:t>PR #33 current chain; current native checks queued; prior verified checks remain historical; PR #34 report package open</w:t>
+            </w:r>
+          </w:p>
+        </w:tc>
+      </w:tr>
+      <w:tr>
+        <w:trPr>
+          <w:cantSplit/>
+          <w:jc w:val="center"/>
+        </w:trPr>
         <w:tc>
           <w:tcPr>
             <w:tcW w:w="4677" w:type="dxa"/>
@@ -5012,6 +5193,19 @@
               <w:spacing w:before="40" w:after="40"/>
               <w:jc w:val="left"/>
             </w:pPr>
+            <w:r>
+              <w:t>Покрытие и решение</w:t>
+            </w:r>
+          </w:p>
+        </w:tc>
+        <w:tc>
+          <w:tcPr>
+            <w:tcW w:w="4677" w:type="dxa"/>
+          </w:tcPr>
+          <w:p>
+            <w:r>
+              <w:t>coverage 55.8% full module statement; domain/application historical 87.7%/83.3%; CLI/adapters 0%; pprof PLANNED</w:t>
+            </w:r>
           </w:p>
         </w:tc>
       </w:tr>
@@ -5032,7 +5226,10 @@
               <w:jc w:val="left"/>
             </w:pPr>
             <w:r>
-              <w:t>Кейсы, тесты, данные, команды</w:t>
+              <w:t xml:space="preserve">Мутация и </w:t>
+            </w:r>
+            <w:r>
+              <w:t>восстановление</w:t>
             </w:r>
           </w:p>
         </w:tc>
@@ -5041,12 +5238,9 @@
             <w:tcW w:w="4677" w:type="dxa"/>
           </w:tcPr>
           <w:p>
-            <w:pPr>
-              <w:pStyle w:val="ae"/>
-              <w:keepNext/>
-              <w:spacing w:before="40" w:after="40"/>
-              <w:jc w:val="left"/>
-            </w:pPr>
+            <w:r>
+              <w:t>historical M01-M05 retained; current r2 M01-M05 patches and queued runs recorded; no mutation PASS or restoration result claimed yet; no mutant merged</w:t>
+            </w:r>
           </w:p>
         </w:tc>
       </w:tr>
@@ -5062,12 +5256,11 @@
           <w:p>
             <w:pPr>
               <w:pStyle w:val="ae"/>
-              <w:keepNext/>
               <w:spacing w:before="40" w:after="40"/>
               <w:jc w:val="left"/>
             </w:pPr>
             <w:r>
-              <w:t>Локальный результат и pipeline</w:t>
+              <w:t>Риски и ограничения</w:t>
             </w:r>
           </w:p>
         </w:tc>
@@ -5076,118 +5269,9 @@
             <w:tcW w:w="4677" w:type="dxa"/>
           </w:tcPr>
           <w:p>
-            <w:pPr>
-              <w:pStyle w:val="ae"/>
-              <w:keepNext/>
-              <w:spacing w:before="40" w:after="40"/>
-              <w:jc w:val="left"/>
-            </w:pPr>
-          </w:p>
-        </w:tc>
-      </w:tr>
-      <w:tr>
-        <w:trPr>
-          <w:cantSplit/>
-          <w:jc w:val="center"/>
-        </w:trPr>
-        <w:tc>
-          <w:tcPr>
-            <w:tcW w:w="4677" w:type="dxa"/>
-          </w:tcPr>
-          <w:p>
-            <w:pPr>
-              <w:pStyle w:val="ae"/>
-              <w:keepNext/>
-              <w:spacing w:before="40" w:after="40"/>
-              <w:jc w:val="left"/>
-            </w:pPr>
-            <w:r>
-              <w:t>Покрытие и решение</w:t>
-            </w:r>
-          </w:p>
-        </w:tc>
-        <w:tc>
-          <w:tcPr>
-            <w:tcW w:w="4677" w:type="dxa"/>
-          </w:tcPr>
-          <w:p>
-            <w:pPr>
-              <w:pStyle w:val="ae"/>
-              <w:keepNext/>
-              <w:spacing w:before="40" w:after="40"/>
-              <w:jc w:val="left"/>
-            </w:pPr>
-          </w:p>
-        </w:tc>
-      </w:tr>
-      <w:tr>
-        <w:trPr>
-          <w:cantSplit/>
-          <w:jc w:val="center"/>
-        </w:trPr>
-        <w:tc>
-          <w:tcPr>
-            <w:tcW w:w="4677" w:type="dxa"/>
-          </w:tcPr>
-          <w:p>
-            <w:pPr>
-              <w:pStyle w:val="ae"/>
-              <w:keepNext/>
-              <w:spacing w:before="40" w:after="40"/>
-              <w:jc w:val="left"/>
-            </w:pPr>
-            <w:r>
-              <w:t xml:space="preserve">Мутация и </w:t>
-            </w:r>
-            <w:r>
-              <w:t>восстановление</w:t>
-            </w:r>
-          </w:p>
-        </w:tc>
-        <w:tc>
-          <w:tcPr>
-            <w:tcW w:w="4677" w:type="dxa"/>
-          </w:tcPr>
-          <w:p>
-            <w:pPr>
-              <w:pStyle w:val="ae"/>
-              <w:keepNext/>
-              <w:spacing w:before="40" w:after="40"/>
-              <w:jc w:val="left"/>
-            </w:pPr>
-          </w:p>
-        </w:tc>
-      </w:tr>
-      <w:tr>
-        <w:trPr>
-          <w:cantSplit/>
-          <w:jc w:val="center"/>
-        </w:trPr>
-        <w:tc>
-          <w:tcPr>
-            <w:tcW w:w="4677" w:type="dxa"/>
-          </w:tcPr>
-          <w:p>
-            <w:pPr>
-              <w:pStyle w:val="ae"/>
-              <w:spacing w:before="40" w:after="40"/>
-              <w:jc w:val="left"/>
-            </w:pPr>
-            <w:r>
-              <w:t>Риски и ограничения</w:t>
-            </w:r>
-          </w:p>
-        </w:tc>
-        <w:tc>
-          <w:tcPr>
-            <w:tcW w:w="4677" w:type="dxa"/>
-          </w:tcPr>
-          <w:p>
-            <w:pPr>
-              <w:pStyle w:val="ae"/>
-              <w:spacing w:before="40" w:after="40"/>
-              <w:jc w:val="left"/>
-            </w:pPr>
+            <w:r>
+              <w:t>synthetic offline candidate only; no production route/provider credentials; no hidden suite or human acceptance</w:t>
+            </w:r>
           </w:p>
         </w:tc>
       </w:tr>
@@ -5243,7 +5327,7 @@
     </w:p>
     <w:p>
       <w:r>
-        <w:t>Что открыть/выполнить: В чистом рабочем каталоге версии df1a7d58179148abfda8e71862654f5ef7fcdbc7 выполнить точную команду cd services/intake &amp;&amp; go test -count=1 ./... &amp;&amp; go test -race -count=1 ./.... Перед прогоном вывести git rev-parse HEAD и git describe --tags --exact-match; после — код завершения. В кадре должны быть команда, названия тестов студента, итог PASS/FAIL и версия.</w:t>
+        <w:t>Что открыть/выполнить: В чистом рабочем каталоге версии d164aebd5b746151da41717f0ffb483eb9b39a63 выполнить точную команду cd services/intake &amp;&amp; go test -count=1 ./... &amp;&amp; go test -race -count=1 ./.... Перед прогоном вывести git rev-parse HEAD и git describe --tags --exact-match; после — код завершения. В кадре должны быть команда, названия тестов студента, итог PASS/FAIL и версия.</w:t>
       </w:r>
     </w:p>
     <w:p>
@@ -5271,7 +5355,7 @@
     </w:p>
     <w:p>
       <w:r>
-        <w:t>Что открыть/выполнить: Открыть [C3 correction CI URL recorded after push] для commit df1a7d58179148abfda8e71862654f5ef7fcdbc7 / tag [human after merge: 0302-pz02-nb-v1 not created]; раскрыть задание PR12 intake — bootstrap or submitted component checks. Показать SHA, задание, команду, собственные тесты студента и фактический итог, а не только зелёный список заданий.</w:t>
+        <w:t>Что открыть/выполнить: Открыть https://github.com/hitpipe/hitpipe/actions/runs/39281597831 (C3 head d164aeb; native check queued at build time) для commit d164aebd5b746151da41717f0ffb483eb9b39a63 / tag [human after merge: 0302-pz02-nb-v1 not created]; раскрыть задание temporary PR12 NB mutation r2 harness; native jobs queued. Показать SHA, задание, команду, собственные тесты студента и фактический итог, а не только зелёный список заданий.</w:t>
       </w:r>
     </w:p>
     <w:p>
@@ -5299,7 +5383,7 @@
     </w:p>
     <w:p>
       <w:r>
-        <w:t>Что открыть/выполнить: Открыть docs/labs/pr12/nb/evidence/hit-53-baseline-v2.cover, построенный командой go test -coverprofile=evidence/hit-53-baseline-v2.cover ./...; go tool cover -func=... для df1a7d58179148abfda8e71862654f5ef7fcdbc7. Показать имя своего модуля, вид/область покрытия и выделенный непроверенный участок CLI/adapters have 0% unit statement profile; wrapper smoke covers behavior. Если код выполнен целиком, показать покрытый фрагмент и сослаться на описанную в тексте границу доказательства.</w:t>
+        <w:t>Что открыть/выполнить: Открыть docs/labs/pr12/nb/evidence/hit-53-baseline-v2.cover, построенный командой go test -coverprofile=evidence/hit-53-baseline-v2.cover ./...; go tool cover -func=... для d164aebd5b746151da41717f0ffb483eb9b39a63. Показать имя своего модуля, вид/область покрытия и выделенный непроверенный участок CLI/adapters have 0% unit statement profile; wrapper smoke covers behavior. Если код выполнен целиком, показать покрытый фрагмент и сослаться на описанную в тексте границу доказательства.</w:t>
       </w:r>
     </w:p>
     <w:p>
@@ -5327,7 +5411,7 @@
     </w:p>
     <w:p>
       <w:r>
-        <w:t>Что открыть/выполнить: В изолированной временной ветке temporary copy of services/intake; not a Git branch and never committed открыть diff дефекта M01 (representative; all M01-M05 are recorded) и журнал docs/labs/pr12/nb/evidence/mutations/M01.log. Показать нарушаемое правило, компилируемое изменение, команду go test -count=1 ./... in the temporary copy, имя обнаружившего теста и FAIL по содержательному утверждению. Ошибка компиляции не засчитывается.</w:t>
+        <w:t>Что открыть/выполнить: В изолированной временной ветке temporary work/nb-mutation-r2-M0X branch from corrected C3 baseline d164aeb; never merged открыть diff дефекта M01 (r2; all M01-M05 are recorded) и журнал docs/labs/pr12/nb/evidence/mutations/r2/M01.log. Показать нарушаемое правило, компилируемое изменение, команду go test -count=1 ./... in the temporary copy, имя обнаружившего теста и FAIL по содержательному утверждению. Ошибка компиляции не засчитывается.</w:t>
       </w:r>
     </w:p>
     <w:p>
@@ -5355,7 +5439,7 @@
     </w:p>
     <w:p>
       <w:r>
-        <w:t>Что открыть/выполнить: Вернуться к исправной версии df1a7d58179148abfda8e71862654f5ef7fcdbc7, подтвердить git status --short и git rev-parse HEAD, выполнить PR12_RACE=1 python3 tools/pr12/workspace.py check intake; go test -race -count=1 ./.... Показать отсутствие мутаций, собственные тесты, итог PASS и код завершения; не смешивать с журналом временной мутантной ветки.</w:t>
+        <w:t>Что открыть/выполнить: Вернуться к исправной версии d164aebd5b746151da41717f0ffb483eb9b39a63, подтвердить git status --short и git rev-parse HEAD, выполнить PR12_RACE=1 python3 tools/pr12/workspace.py check intake; go test -race -count=1 ./.... Показать отсутствие мутаций, собственные тесты, итог PASS и код завершения; не смешивать с журналом временной мутантной ветки.</w:t>
       </w:r>
     </w:p>
     <w:p>

--- a/docs/labs/pr12/nb/reports/0302-pz02-nb.docx
+++ b/docs/labs/pr12/nb/reports/0302-pz02-nb.docx
@@ -3037,7 +3037,7 @@
     </w:p>
     <w:p>
       <w:r>
-        <w:t>Разработанные автоматические тесты: verifier/application named assertions plus CLI fixture checks; historical M01-M05 retained and a new versioned r2 M01-M05 series is queued on corrected C3 baseline.</w:t>
+        <w:t>Разработанные автоматические тесты: verifier/application named assertions plus CLI fixture checks; historical M01-M05 retained and a new versioned r2 M01-M05 series was executed on corrected C3 baseline.</w:t>
       </w:r>
     </w:p>
     <w:p>
@@ -3522,17 +3522,8 @@
             <w:shd w:val="clear" w:color="auto" w:fill="F2F2F2"/>
           </w:tcPr>
           <w:p>
-            <w:pPr>
-              <w:pStyle w:val="ae"/>
-              <w:keepNext/>
-              <w:spacing w:before="40" w:after="40"/>
-              <w:jc w:val="left"/>
-            </w:pPr>
-            <w:r>
-              <w:t>Тест /</w:t>
-            </w:r>
-            <w:r>
-              <w:t xml:space="preserve"> набор</w:t>
+            <w:r>
+              <w:t>Test / set</w:t>
             </w:r>
           </w:p>
         </w:tc>
@@ -3542,14 +3533,8 @@
             <w:shd w:val="clear" w:color="auto" w:fill="F2F2F2"/>
           </w:tcPr>
           <w:p>
-            <w:pPr>
-              <w:pStyle w:val="ae"/>
-              <w:keepNext/>
-              <w:spacing w:before="40" w:after="40"/>
-              <w:jc w:val="left"/>
-            </w:pPr>
-            <w:r>
-              <w:t>Версия и условия</w:t>
+            <w:r>
+              <w:t>Version and conditions</w:t>
             </w:r>
           </w:p>
         </w:tc>
@@ -3559,14 +3544,8 @@
             <w:shd w:val="clear" w:color="auto" w:fill="F2F2F2"/>
           </w:tcPr>
           <w:p>
-            <w:pPr>
-              <w:pStyle w:val="ae"/>
-              <w:keepNext/>
-              <w:spacing w:before="40" w:after="40"/>
-              <w:jc w:val="left"/>
-            </w:pPr>
-            <w:r>
-              <w:t>Фактический результат</w:t>
+            <w:r>
+              <w:t>Observed result</w:t>
             </w:r>
           </w:p>
         </w:tc>
@@ -3576,14 +3555,8 @@
             <w:shd w:val="clear" w:color="auto" w:fill="F2F2F2"/>
           </w:tcPr>
           <w:p>
-            <w:pPr>
-              <w:pStyle w:val="ae"/>
-              <w:keepNext/>
-              <w:spacing w:before="40" w:after="40"/>
-              <w:jc w:val="left"/>
-            </w:pPr>
-            <w:r>
-              <w:t>PASS / FAIL / BLOCKED / NOT RUN</w:t>
+            <w:r>
+              <w:t>Status</w:t>
             </w:r>
           </w:p>
         </w:tc>
@@ -3593,14 +3566,8 @@
             <w:shd w:val="clear" w:color="auto" w:fill="F2F2F2"/>
           </w:tcPr>
           <w:p>
-            <w:pPr>
-              <w:pStyle w:val="ae"/>
-              <w:keepNext/>
-              <w:spacing w:before="40" w:after="40"/>
-              <w:jc w:val="left"/>
-            </w:pPr>
-            <w:r>
-              <w:t>Подтверждение</w:t>
+            <w:r>
+              <w:t>Evidence</w:t>
             </w:r>
           </w:p>
         </w:tc>
@@ -3688,7 +3655,7 @@
           </w:tcPr>
           <w:p>
             <w:r>
-              <w:t>current-head native checks queued; prior PASS is historical</w:t>
+              <w:t>current-head native checks PASS before mutation series; post-series gate pending</w:t>
             </w:r>
           </w:p>
         </w:tc>
@@ -3698,7 +3665,7 @@
           </w:tcPr>
           <w:p>
             <w:r>
-              <w:t>QUEUED</w:t>
+              <w:t>PARTIAL</w:t>
             </w:r>
           </w:p>
         </w:tc>
@@ -3708,7 +3675,7 @@
           </w:tcPr>
           <w:p>
             <w:r>
-              <w:t>PR #33; current native CI links in evidence/index.json</w:t>
+              <w:t>PR #33; current and final-gate CI links in evidence/index.json</w:t>
             </w:r>
           </w:p>
         </w:tc>
@@ -3740,7 +3707,7 @@
           </w:tcPr>
           <w:p>
             <w:r>
-              <w:t>content/evidence checks and report build PASS locally; current CI queued</w:t>
+              <w:t>content/evidence checks and report build PASS locally; report delivery job 118168664445 success, other current-head jobs tracked</w:t>
             </w:r>
           </w:p>
         </w:tc>
@@ -3750,7 +3717,7 @@
           </w:tcPr>
           <w:p>
             <w:r>
-              <w:t>QUEUED</w:t>
+              <w:t>PARTIAL</w:t>
             </w:r>
           </w:p>
         </w:tc>
@@ -3760,7 +3727,7 @@
           </w:tcPr>
           <w:p>
             <w:r>
-              <w:t>PR #34; current report CI link in evidence/index.json</w:t>
+              <w:t>PR #34; current report CI links in evidence/index.json</w:t>
             </w:r>
           </w:p>
         </w:tc>
@@ -4164,7 +4131,7 @@
           </w:tcPr>
           <w:p>
             <w:r>
-              <w:t>baseline is the corrected C3 source; current final gate queued</w:t>
+              <w:t>baseline PASS before; post-series final gate pending</w:t>
             </w:r>
           </w:p>
         </w:tc>
@@ -4174,7 +4141,7 @@
           </w:tcPr>
           <w:p>
             <w:r>
-              <w:t>current C3 native CI link; restoration log pending</w:t>
+              <w:t>current C3 native CI and final-gate link</w:t>
             </w:r>
           </w:p>
         </w:tc>
@@ -4210,7 +4177,7 @@
           </w:tcPr>
           <w:p>
             <w:r>
-              <w:t>compile/detection results queued</w:t>
+              <w:t>all five compile; each named suite exit 1</w:t>
             </w:r>
           </w:p>
         </w:tc>
@@ -4220,7 +4187,7 @@
           </w:tcPr>
           <w:p>
             <w:r>
-              <w:t>r2 patch files and five queued native runs</w:t>
+              <w:t>r2 patch/log pairs and five native jobs</w:t>
             </w:r>
           </w:p>
         </w:tc>
@@ -4256,7 +4223,7 @@
           </w:tcPr>
           <w:p>
             <w:r>
-              <w:t>restoration/final gate pending native mutation completion</w:t>
+              <w:t>post-series final gate pending</w:t>
             </w:r>
           </w:p>
         </w:tc>
@@ -4266,7 +4233,7 @@
           </w:tcPr>
           <w:p>
             <w:r>
-              <w:t>final restoration evidence pending</w:t>
+              <w:t>final-gate run 39285847846</w:t>
             </w:r>
           </w:p>
         </w:tc>
@@ -4397,7 +4364,7 @@
           </w:tcPr>
           <w:p>
             <w:r>
-              <w:t>queued</w:t>
+              <w:t>0</w:t>
             </w:r>
           </w:p>
         </w:tc>
@@ -4407,7 +4374,7 @@
           </w:tcPr>
           <w:p>
             <w:r>
-              <w:t>raw-byte/known-vector assertions / expected exit 1</w:t>
+              <w:t>raw-byte/known-vector assertions / exit 1</w:t>
             </w:r>
           </w:p>
         </w:tc>
@@ -4417,7 +4384,7 @@
           </w:tcPr>
           <w:p>
             <w:r>
-              <w:t>pending</w:t>
+              <w:t>detected</w:t>
             </w:r>
           </w:p>
         </w:tc>
@@ -4427,7 +4394,7 @@
           </w:tcPr>
           <w:p>
             <w:r>
-              <w:t>survivor/retest pending</w:t>
+              <w:t>none; no survivor</w:t>
             </w:r>
           </w:p>
         </w:tc>
@@ -4437,7 +4404,7 @@
           </w:tcPr>
           <w:p>
             <w:r>
-              <w:t>r2/M01.log after native run; queued run in evidence/index.json</w:t>
+              <w:t>r2/M01.log; job 118160603037</w:t>
             </w:r>
           </w:p>
         </w:tc>
@@ -4469,7 +4436,7 @@
           </w:tcPr>
           <w:p>
             <w:r>
-              <w:t>queued</w:t>
+              <w:t>0</w:t>
             </w:r>
           </w:p>
         </w:tc>
@@ -4479,7 +4446,7 @@
           </w:tcPr>
           <w:p>
             <w:r>
-              <w:t>altered-body/repeat assertions / expected exit 1</w:t>
+              <w:t>altered-body/repeat assertions / exit 1</w:t>
             </w:r>
           </w:p>
         </w:tc>
@@ -4489,7 +4456,7 @@
           </w:tcPr>
           <w:p>
             <w:r>
-              <w:t>pending</w:t>
+              <w:t>detected</w:t>
             </w:r>
           </w:p>
         </w:tc>
@@ -4499,7 +4466,7 @@
           </w:tcPr>
           <w:p>
             <w:r>
-              <w:t>survivor/retest pending</w:t>
+              <w:t>none; no survivor</w:t>
             </w:r>
           </w:p>
         </w:tc>
@@ -4509,7 +4476,7 @@
           </w:tcPr>
           <w:p>
             <w:r>
-              <w:t>r2/M02.log after native run; queued run in evidence/index.json</w:t>
+              <w:t>r2/M02.log; job 118160720826</w:t>
             </w:r>
           </w:p>
         </w:tc>
@@ -4541,7 +4508,7 @@
           </w:tcPr>
           <w:p>
             <w:r>
-              <w:t>queued</w:t>
+              <w:t>0</w:t>
             </w:r>
           </w:p>
         </w:tc>
@@ -4551,7 +4518,7 @@
           </w:tcPr>
           <w:p>
             <w:r>
-              <w:t>past301 freshness assertion / expected exit 1</w:t>
+              <w:t>past301 freshness assertion / exit 1</w:t>
             </w:r>
           </w:p>
         </w:tc>
@@ -4561,7 +4528,7 @@
           </w:tcPr>
           <w:p>
             <w:r>
-              <w:t>pending</w:t>
+              <w:t>detected</w:t>
             </w:r>
           </w:p>
         </w:tc>
@@ -4571,7 +4538,7 @@
           </w:tcPr>
           <w:p>
             <w:r>
-              <w:t>survivor/retest pending</w:t>
+              <w:t>none; no survivor</w:t>
             </w:r>
           </w:p>
         </w:tc>
@@ -4581,7 +4548,7 @@
           </w:tcPr>
           <w:p>
             <w:r>
-              <w:t>r2/M03.log after native run; queued run in evidence/index.json</w:t>
+              <w:t>r2/M03.log; job 118160734812</w:t>
             </w:r>
           </w:p>
         </w:tc>
@@ -4613,7 +4580,7 @@
           </w:tcPr>
           <w:p>
             <w:r>
-              <w:t>queued</w:t>
+              <w:t>0</w:t>
             </w:r>
           </w:p>
         </w:tc>
@@ -4623,7 +4590,7 @@
           </w:tcPr>
           <w:p>
             <w:r>
-              <w:t>past300/future300 boundary / expected exit 1</w:t>
+              <w:t>past300/future300 boundary / exit 1</w:t>
             </w:r>
           </w:p>
         </w:tc>
@@ -4633,7 +4600,7 @@
           </w:tcPr>
           <w:p>
             <w:r>
-              <w:t>pending</w:t>
+              <w:t>detected</w:t>
             </w:r>
           </w:p>
         </w:tc>
@@ -4643,7 +4610,7 @@
           </w:tcPr>
           <w:p>
             <w:r>
-              <w:t>survivor/retest pending</w:t>
+              <w:t>none; no survivor</w:t>
             </w:r>
           </w:p>
         </w:tc>
@@ -4653,7 +4620,7 @@
           </w:tcPr>
           <w:p>
             <w:r>
-              <w:t>r2/M04.log after native run; queued run in evidence/index.json</w:t>
+              <w:t>r2/M04.log; job 118160751628</w:t>
             </w:r>
           </w:p>
         </w:tc>
@@ -4685,7 +4652,7 @@
           </w:tcPr>
           <w:p>
             <w:r>
-              <w:t>queued</w:t>
+              <w:t>0</w:t>
             </w:r>
           </w:p>
         </w:tc>
@@ -4695,7 +4662,7 @@
           </w:tcPr>
           <w:p>
             <w:r>
-              <w:t>timestamp-conflict assertion / expected exit 1</w:t>
+              <w:t>timestamp-conflict assertion / exit 1</w:t>
             </w:r>
           </w:p>
         </w:tc>
@@ -4705,7 +4672,7 @@
           </w:tcPr>
           <w:p>
             <w:r>
-              <w:t>pending</w:t>
+              <w:t>detected</w:t>
             </w:r>
           </w:p>
         </w:tc>
@@ -4715,7 +4682,7 @@
           </w:tcPr>
           <w:p>
             <w:r>
-              <w:t>survivor/retest pending</w:t>
+              <w:t>none; no survivor</w:t>
             </w:r>
           </w:p>
         </w:tc>
@@ -4725,7 +4692,7 @@
           </w:tcPr>
           <w:p>
             <w:r>
-              <w:t>r2/M05.log after native run; queued run in evidence/index.json</w:t>
+              <w:t>r2/M05.log; job 118160771432</w:t>
             </w:r>
           </w:p>
         </w:tc>
@@ -4734,7 +4701,7 @@
     <w:p>
       <w:pPr/>
       <w:r>
-        <w:t>Итог r2 series на момент сборки отчёта: seeded 5; native compile/detection jobs queued; survivors/retests/final restoration evidence pending. Hidden suite NOT_PROVIDED.</w:t>
+        <w:t>Итог r2 series: seeded 5; compile 5; first named-suite detection 5; survivors 0; retest 0. Final corrected-baseline gate after the series is still pending. Hidden suite NOT_PROVIDED.</w:t>
       </w:r>
     </w:p>
     <w:p>
@@ -4744,7 +4711,7 @@
     </w:p>
     <w:p>
       <w:r>
-        <w:t>Состояние сдачи: corrected candidate source/test baseline d164aebd5b746151da41717f0ffb483eb9b39a63; all temporary mutants are outside the deliverable branches; native CI links are recorded as queued. Immutable tag not created; human review/merge required.</w:t>
+        <w:t>Состояние сдачи: corrected candidate source/test baseline d164aebd5b746151da41717f0ffb483eb9b39a63; all temporary mutants are outside the deliverable branches; five native mutation jobs succeeded at job level. Immutable tag not created; human review/merge required.</w:t>
       </w:r>
     </w:p>
     <w:p>
@@ -4862,7 +4829,7 @@
           </w:tcPr>
           <w:p>
             <w:r>
-              <w:t>Named tests, coverage analysis and five versioned mutation patches are recorded; native mutation compile/detection and restoration jobs are queued.</w:t>
+              <w:t>Named tests, coverage analysis and five versioned mutation patches/logs are recorded; compile 0 and detection 1 are present for each mutant; post-series corrected-baseline gate is pending.</w:t>
             </w:r>
           </w:p>
         </w:tc>
@@ -4943,7 +4910,7 @@
     </w:p>
     <w:p>
       <w:r>
-        <w:t>Что показали покрытие и эксперимент: full module statement coverage 55.8%; domain/application historical profiles 87.7%/83.3%; CLI/adapters unit profile 0%; r2 mutation outcome awaits native jobs.</w:t>
+        <w:t>Что показали покрытие и эксперимент: full module statement coverage 55.8%; domain/application historical profiles 87.7%/83.3%; CLI/adapters unit profile 0%; five current compiling mutants were killed; post-series corrected-baseline gate is pending.</w:t>
       </w:r>
     </w:p>
     <w:p>
@@ -5172,7 +5139,7 @@
           </w:tcPr>
           <w:p>
             <w:r>
-              <w:t>PR #33 current chain; current native checks queued; prior verified checks remain historical; PR #34 report package open</w:t>
+              <w:t>PR #33 current chain; current native checks PASS before mutation series; post-series final gate pending; PR #34 report package open</w:t>
             </w:r>
           </w:p>
         </w:tc>
@@ -5239,7 +5206,7 @@
           </w:tcPr>
           <w:p>
             <w:r>
-              <w:t>historical M01-M05 retained; current r2 M01-M05 patches and queued runs recorded; no mutation PASS or restoration result claimed yet; no mutant merged</w:t>
+              <w:t>historical M01-M05 retained; current r2 M01-M05 all compile and are killed; post-series restoration gate pending; no mutant merged</w:t>
             </w:r>
           </w:p>
         </w:tc>
@@ -5355,7 +5322,7 @@
     </w:p>
     <w:p>
       <w:r>
-        <w:t>Что открыть/выполнить: Открыть https://github.com/hitpipe/hitpipe/actions/runs/39281597831 (C3 head d164aeb; native check queued at build time) для commit d164aebd5b746151da41717f0ffb483eb9b39a63 / tag [human after merge: 0302-pz02-nb-v1 not created]; раскрыть задание temporary PR12 NB mutation r2 harness; native jobs queued. Показать SHA, задание, команду, собственные тесты студента и фактический итог, а не только зелёный список заданий.</w:t>
+        <w:t>Что открыть/выполнить: Открыть https://github.com/hitpipe/hitpipe/actions/runs/39281598031 (C3 head d164aeb; job 118156796184 success) для commit d164aebd5b746151da41717f0ffb483eb9b39a63 / tag [human after merge: 0302-pz02-nb-v1 not created]; раскрыть задание temporary PR12 NB mutation r2 harness; five native jobs succeeded. Показать SHA, задание, команду, собственные тесты студента и фактический итог, а не только зелёный список заданий.</w:t>
       </w:r>
     </w:p>
     <w:p>

--- a/docs/labs/pr12/nb/reports/0302-pz02-nb.docx
+++ b/docs/labs/pr12/nb/reports/0302-pz02-nb.docx
@@ -3655,7 +3655,7 @@
           </w:tcPr>
           <w:p>
             <w:r>
-              <w:t>current-head native checks PASS before mutation series; post-series gate pending</w:t>
+              <w:t>current-head native checks and post-series corrected-baseline gate PASS</w:t>
             </w:r>
           </w:p>
         </w:tc>
@@ -3665,7 +3665,7 @@
           </w:tcPr>
           <w:p>
             <w:r>
-              <w:t>PARTIAL</w:t>
+              <w:t>PASS</w:t>
             </w:r>
           </w:p>
         </w:tc>
@@ -3675,7 +3675,7 @@
           </w:tcPr>
           <w:p>
             <w:r>
-              <w:t>PR #33; current and final-gate CI links in evidence/index.json</w:t>
+              <w:t>PR #33; final-gate run 39285847846/job 118171472621</w:t>
             </w:r>
           </w:p>
         </w:tc>
@@ -3697,7 +3697,7 @@
           </w:tcPr>
           <w:p>
             <w:r>
-              <w:t>a2eee52 source snapshot; refreshed files in working tree</w:t>
+              <w:t>c42820c report head; refreshed files committed</w:t>
             </w:r>
           </w:p>
         </w:tc>
@@ -3707,7 +3707,7 @@
           </w:tcPr>
           <w:p>
             <w:r>
-              <w:t>content/evidence checks and report build PASS locally; report delivery job 118168664445 success, other current-head jobs tracked</w:t>
+              <w:t>content/evidence checks and report build PASS locally; iam job 118177294111 success, intake job 118177292029 in progress, processing/delivery queued</w:t>
             </w:r>
           </w:p>
         </w:tc>
@@ -3727,7 +3727,7 @@
           </w:tcPr>
           <w:p>
             <w:r>
-              <w:t>PR #34; current report CI links in evidence/index.json</w:t>
+              <w:t>PR #34; report-head CI links in evidence/index.json</w:t>
             </w:r>
           </w:p>
         </w:tc>
@@ -4131,7 +4131,7 @@
           </w:tcPr>
           <w:p>
             <w:r>
-              <w:t>baseline PASS before; post-series final gate pending</w:t>
+              <w:t>baseline PASS before and after mutation series</w:t>
             </w:r>
           </w:p>
         </w:tc>
@@ -4141,7 +4141,7 @@
           </w:tcPr>
           <w:p>
             <w:r>
-              <w:t>current C3 native CI and final-gate link</w:t>
+              <w:t>C3 run 39281598031; final gate 39285847846</w:t>
             </w:r>
           </w:p>
         </w:tc>
@@ -4223,7 +4223,7 @@
           </w:tcPr>
           <w:p>
             <w:r>
-              <w:t>post-series final gate pending</w:t>
+              <w:t>post-series final gate PASS; job 118171472621</w:t>
             </w:r>
           </w:p>
         </w:tc>
@@ -4701,7 +4701,7 @@
     <w:p>
       <w:pPr/>
       <w:r>
-        <w:t>Итог r2 series: seeded 5; compile 5; first named-suite detection 5; survivors 0; retest 0. Final corrected-baseline gate after the series is still pending. Hidden suite NOT_PROVIDED.</w:t>
+        <w:t>Итог r2 series: seeded 5; compile 5; first named-suite detection 5; survivors 0; retest 0. Final corrected-baseline gate after the series PASS: run 39285847846, job 118171472621. Hidden suite NOT_PROVIDED.</w:t>
       </w:r>
     </w:p>
     <w:p>
@@ -4829,7 +4829,7 @@
           </w:tcPr>
           <w:p>
             <w:r>
-              <w:t>Named tests, coverage analysis and five versioned mutation patches/logs are recorded; compile 0 and detection 1 are present for each mutant; post-series corrected-baseline gate is pending.</w:t>
+              <w:t>Named tests, coverage analysis and five versioned mutation patches/logs are recorded; compile 0 and detection 1 are present for each mutant; post-series corrected-baseline gate PASS (39285847846/118171472621).</w:t>
             </w:r>
           </w:p>
         </w:tc>
@@ -4910,7 +4910,7 @@
     </w:p>
     <w:p>
       <w:r>
-        <w:t>Что показали покрытие и эксперимент: full module statement coverage 55.8%; domain/application historical profiles 87.7%/83.3%; CLI/adapters unit profile 0%; five current compiling mutants were killed; post-series corrected-baseline gate is pending.</w:t>
+        <w:t>Что показали покрытие и эксперимент: full module statement coverage 55.8%; domain/application historical profiles 87.7%/83.3%; CLI/adapters unit profile 0%; five current compiling mutants were killed; post-series corrected-baseline gate PASS (39285847846/118171472621).</w:t>
       </w:r>
     </w:p>
     <w:p>
@@ -5139,7 +5139,7 @@
           </w:tcPr>
           <w:p>
             <w:r>
-              <w:t>PR #33 current chain; current native checks PASS before mutation series; post-series final gate pending; PR #34 report package open</w:t>
+              <w:t>PR #33 current chain; current native checks and post-series final gate PASS; PR #34 report package open with current-head CI tracked</w:t>
             </w:r>
           </w:p>
         </w:tc>
@@ -5206,7 +5206,7 @@
           </w:tcPr>
           <w:p>
             <w:r>
-              <w:t>historical M01-M05 retained; current r2 M01-M05 all compile and are killed; post-series restoration gate pending; no mutant merged</w:t>
+              <w:t>historical M01-M05 retained; current r2 M01-M05 all compile and are killed; post-series restoration gate PASS; no mutant merged</w:t>
             </w:r>
           </w:p>
         </w:tc>
